--- a/public/rey.docx
+++ b/public/rey.docx
@@ -6,881 +6,634 @@
       <w:pPr>
         <w:spacing w:after="20"/>
         <w:jc w:val="center"/>
+        <w:rPr>
+          <w:rFonts w:hint="eastAsia"/>
+        </w:rPr>
       </w:pPr>
       <w:r>
         <w:rPr>
+          <w:rFonts w:ascii="Aptos Display" w:hAnsi="Aptos Display"/>
           <w:b/>
-          <w:color w:val="141414"/>
-          <w:sz w:val="40"/>
+          <w:color w:val="0C4551"/>
+          <w:sz w:val="36"/>
         </w:rPr>
         <w:t>REY C. MAGHILOM</w:t>
       </w:r>
     </w:p>
     <w:p>
       <w:pPr>
-        <w:spacing w:after="100"/>
+        <w:spacing w:after="60"/>
         <w:jc w:val="center"/>
+        <w:rPr>
+          <w:rFonts w:hint="eastAsia"/>
+        </w:rPr>
       </w:pPr>
       <w:r>
         <w:rPr>
-          <w:color w:val="414141"/>
-          <w:sz w:val="18"/>
+          <w:b/>
+          <w:color w:val="3D5862"/>
+          <w:sz w:val="20"/>
         </w:rPr>
-        <w:t>Patag, Manticao, Misamis Oriental  |  +63 997 266 1147  |  reycahansa@gmail.com</w:t>
-      </w:r>
-      <w:r>
-        <w:br/>
+        <w:t xml:space="preserve"> </w:t>
       </w:r>
       <w:r>
         <w:rPr>
-          <w:color w:val="414141"/>
-          <w:sz w:val="18"/>
+          <w:b/>
+          <w:color w:val="3D5862"/>
+          <w:sz w:val="20"/>
         </w:rPr>
-        <w:t>linkedin.com/in/rey-cahansa-13a37426  |  github.com/reymaghilom</w:t>
+        <w:t xml:space="preserve"> </w:t>
+      </w:r>
+      <w:r>
+        <w:rPr>
+          <w:b/>
+          <w:color w:val="3D5862"/>
+          <w:sz w:val="20"/>
+        </w:rPr>
+        <w:t>FULL-STACK WEB &amp; MOBILE DEVELOPER</w:t>
       </w:r>
     </w:p>
     <w:p>
       <w:pPr>
-        <w:keepNext/>
-        <w:pBdr>
-          <w:bottom w:val="single" w:sz="8" w:space="2" w:color="333333"/>
-        </w:pBdr>
-        <w:spacing w:before="140" w:after="60"/>
+        <w:spacing w:after="20"/>
+        <w:jc w:val="center"/>
+        <w:rPr>
+          <w:rFonts w:hint="eastAsia"/>
+        </w:rPr>
+      </w:pPr>
+      <w:proofErr w:type="spellStart"/>
+      <w:r>
+        <w:t>Manticao</w:t>
+      </w:r>
+      <w:proofErr w:type="spellEnd"/>
+      <w:r>
+        <w:t>, Misamis Oriental, Philippines  |  +63 997 266 1147  |  reycahansa@gmail.com</w:t>
+      </w:r>
+    </w:p>
+    <w:p>
+      <w:pPr>
+        <w:spacing w:after="20"/>
+        <w:jc w:val="center"/>
+        <w:rPr>
+          <w:rFonts w:hint="eastAsia"/>
+        </w:rPr>
       </w:pPr>
       <w:r>
+        <w:t>linkedin.com/in/reymaghilom  |  github.com/reymaghilom</w:t>
+      </w:r>
+    </w:p>
+    <w:p>
+      <w:pPr>
+        <w:pStyle w:val="ResumeHeading"/>
         <w:rPr>
-          <w:b/>
-          <w:color w:val="191919"/>
+          <w:rFonts w:hint="eastAsia"/>
         </w:rPr>
+      </w:pPr>
+      <w:r>
         <w:t>PROFESSIONAL SUMMARY</w:t>
       </w:r>
     </w:p>
     <w:p>
       <w:pPr>
-        <w:spacing w:after="60" w:line="252" w:lineRule="auto"/>
+        <w:rPr>
+          <w:rFonts w:hint="eastAsia"/>
+        </w:rPr>
       </w:pPr>
       <w:r>
-        <w:t xml:space="preserve">BS Information Technology graduate with professional banking </w:t>
+        <w:t xml:space="preserve">Entry-level full-stack web and </w:t>
       </w:r>
       <w:r>
-        <w:t>experience and hands-on experience in web and mobile application development through internal company projects and independent development. Experienced in system analysis, database management, technical troubleshooting, and AI-assisted software development</w:t>
+        <w:t>mobile developer and BS Information Technology graduate with hands-on project experience building business applications, mobile tools, and a cloud-hosted monitoring platform. Work spans frontend interfaces, backend integration, relational databases, and AI</w:t>
       </w:r>
       <w:r>
-        <w:t>.</w:t>
+        <w:t>-assisted development. Brings professional experience translating operational needs into practical software solutions.</w:t>
       </w:r>
     </w:p>
     <w:p>
       <w:pPr>
-        <w:keepNext/>
-        <w:pBdr>
-          <w:bottom w:val="single" w:sz="8" w:space="2" w:color="333333"/>
-        </w:pBdr>
-        <w:spacing w:before="140" w:after="60"/>
+        <w:pStyle w:val="ResumeHeading"/>
+        <w:rPr>
+          <w:rFonts w:hint="eastAsia"/>
+        </w:rPr>
       </w:pPr>
       <w:r>
-        <w:rPr>
-          <w:b/>
-          <w:color w:val="191919"/>
-        </w:rPr>
         <w:t>TECHNICAL SKILLS</w:t>
       </w:r>
     </w:p>
     <w:p>
       <w:pPr>
-        <w:spacing w:after="20" w:line="240" w:lineRule="auto"/>
-      </w:pPr>
-      <w:r>
         <w:rPr>
-          <w:b/>
-          <w:sz w:val="19"/>
+          <w:rFonts w:hint="eastAsia"/>
         </w:rPr>
-        <w:t xml:space="preserve">Frontend: </w:t>
-      </w:r>
-      <w:r>
-        <w:rPr>
-          <w:sz w:val="19"/>
-        </w:rPr>
-        <w:t>Next.js, React, TypeScript, JavaScript, Tailwind CSS, HTML/CSS</w:t>
-      </w:r>
-    </w:p>
-    <w:p>
-      <w:pPr>
-        <w:spacing w:after="20" w:line="240" w:lineRule="auto"/>
-      </w:pPr>
-      <w:r>
-        <w:rPr>
-          <w:b/>
-          <w:sz w:val="19"/>
-        </w:rPr>
-        <w:t xml:space="preserve">Backend &amp; Database: </w:t>
-      </w:r>
-      <w:r>
-        <w:rPr>
-          <w:sz w:val="19"/>
-        </w:rPr>
-        <w:t>PHP, Laravel, MySQL, Supabase, MongoDB</w:t>
-      </w:r>
-    </w:p>
-    <w:p>
-      <w:pPr>
-        <w:spacing w:after="20" w:line="240" w:lineRule="auto"/>
-      </w:pPr>
-      <w:r>
-        <w:rPr>
-          <w:b/>
-          <w:sz w:val="19"/>
-        </w:rPr>
-        <w:t xml:space="preserve">Mobile Development: </w:t>
-      </w:r>
-      <w:r>
-        <w:rPr>
-          <w:sz w:val="19"/>
-        </w:rPr>
-        <w:t>React Native, TypeScript, Expo, SQLite</w:t>
-      </w:r>
-    </w:p>
-    <w:p>
-      <w:pPr>
-        <w:spacing w:after="20" w:line="240" w:lineRule="auto"/>
-      </w:pPr>
-      <w:r>
-        <w:rPr>
-          <w:b/>
-          <w:sz w:val="19"/>
-        </w:rPr>
-        <w:t xml:space="preserve">Tools: </w:t>
-      </w:r>
-      <w:r>
-        <w:rPr>
-          <w:sz w:val="19"/>
-        </w:rPr>
-        <w:t xml:space="preserve">Git, GitHub, Visual Studio Code, Vite, </w:t>
-      </w:r>
-      <w:r>
-        <w:rPr>
-          <w:sz w:val="19"/>
-        </w:rPr>
-        <w:t>Cloudinary</w:t>
-      </w:r>
-    </w:p>
-    <w:p>
-      <w:pPr>
-        <w:spacing w:after="20" w:line="240" w:lineRule="auto"/>
-      </w:pPr>
-      <w:r>
-        <w:rPr>
-          <w:b/>
-          <w:sz w:val="19"/>
-        </w:rPr>
-        <w:t xml:space="preserve">AI-Assisted Engineering: </w:t>
-      </w:r>
-      <w:r>
-        <w:rPr>
-          <w:sz w:val="19"/>
-        </w:rPr>
-        <w:t>Claude Code, OpenAI Codex, prompt-driven development, code generation, debugging, refactoring</w:t>
-      </w:r>
-    </w:p>
-    <w:p>
-      <w:pPr>
-        <w:spacing w:after="20" w:line="240" w:lineRule="auto"/>
-      </w:pPr>
-      <w:r>
-        <w:rPr>
-          <w:b/>
-          <w:sz w:val="19"/>
-        </w:rPr>
-        <w:t xml:space="preserve">Other: </w:t>
-      </w:r>
-      <w:r>
-        <w:rPr>
-          <w:sz w:val="19"/>
-        </w:rPr>
-        <w:t>Responsive UI development, database management, systems analysis, troubleshooting, technical documentation</w:t>
-      </w:r>
-    </w:p>
-    <w:p>
-      <w:pPr>
-        <w:keepNext/>
-        <w:pBdr>
-          <w:bottom w:val="single" w:sz="8" w:space="2" w:color="333333"/>
-        </w:pBdr>
-        <w:spacing w:before="140" w:after="60"/>
-      </w:pPr>
-      <w:r>
-        <w:rPr>
-          <w:b/>
-          <w:color w:val="191919"/>
-        </w:rPr>
-        <w:t>PROFESSIONAL</w:t>
-      </w:r>
-      <w:r>
-        <w:rPr>
-          <w:b/>
-          <w:color w:val="191919"/>
-        </w:rPr>
-        <w:t xml:space="preserve"> EXPERIENCE</w:t>
-      </w:r>
-    </w:p>
-    <w:p>
-      <w:pPr>
-        <w:keepNext/>
-        <w:spacing w:before="60" w:after="0"/>
-      </w:pPr>
-      <w:r>
-        <w:rPr>
-          <w:b/>
-          <w:sz w:val="21"/>
-        </w:rPr>
-        <w:t>BINHI RURAL BANK INC.</w:t>
-      </w:r>
-      <w:r>
-        <w:rPr>
-          <w:b/>
-          <w:color w:val="505050"/>
-          <w:sz w:val="19"/>
-        </w:rPr>
-        <w:t xml:space="preserve">    2025 – Present</w:t>
-      </w:r>
-    </w:p>
-    <w:p>
-      <w:pPr>
-        <w:keepNext/>
-        <w:spacing w:after="20"/>
-      </w:pPr>
-      <w:r>
-        <w:rPr>
-          <w:i/>
-        </w:rPr>
-        <w:t>Senior Credit Investigator</w:t>
-      </w:r>
-    </w:p>
-    <w:p>
-      <w:pPr>
-        <w:spacing w:after="20" w:line="240" w:lineRule="auto"/>
-        <w:ind w:left="259" w:hanging="173"/>
       </w:pPr>
       <w:r>
         <w:rPr>
           <w:b/>
         </w:rPr>
-        <w:t xml:space="preserve">• </w:t>
+        <w:t xml:space="preserve">Web / Frontend: </w:t>
       </w:r>
       <w:r>
-        <w:rPr>
-          <w:sz w:val="18"/>
-        </w:rPr>
-        <w:t>Promoted to Senior Credit Investigator after working as a Credit Investigator.</w:t>
+        <w:t>JavaScript, TypeScript, React, Next.js, HTML, CSS, Tailwind CSS</w:t>
       </w:r>
     </w:p>
     <w:p>
       <w:pPr>
-        <w:spacing w:after="20" w:line="240" w:lineRule="auto"/>
-        <w:ind w:left="259" w:hanging="173"/>
+        <w:rPr>
+          <w:rFonts w:hint="eastAsia"/>
+        </w:rPr>
       </w:pPr>
       <w:r>
         <w:rPr>
           <w:b/>
         </w:rPr>
-        <w:t xml:space="preserve">• </w:t>
+        <w:t xml:space="preserve">Backend / Data: </w:t>
       </w:r>
       <w:r>
-        <w:rPr>
-          <w:sz w:val="18"/>
-        </w:rPr>
-        <w:t>In 2026, designed and developed an internal Credit Investigation Management System to help str</w:t>
+        <w:t>PHP, Laravel, Node.js, E</w:t>
       </w:r>
       <w:r>
-        <w:rPr>
-          <w:sz w:val="18"/>
-        </w:rPr>
-        <w:t>eamline manual processes within the Credit Investigation Team.</w:t>
+        <w:t>xpress.js, Fastify, MySQL, PostgreSQL, Supabase, MongoDB</w:t>
       </w:r>
     </w:p>
     <w:p>
       <w:pPr>
-        <w:spacing w:after="20" w:line="240" w:lineRule="auto"/>
-        <w:ind w:left="259" w:hanging="173"/>
+        <w:rPr>
+          <w:rFonts w:hint="eastAsia"/>
+        </w:rPr>
       </w:pPr>
       <w:r>
         <w:rPr>
           <w:b/>
         </w:rPr>
-        <w:t xml:space="preserve">• </w:t>
+        <w:t xml:space="preserve">Mobile: </w:t>
       </w:r>
       <w:r>
-        <w:rPr>
-          <w:sz w:val="18"/>
-        </w:rPr>
-        <w:t>The system supports digital filing, encoding, tracking, reporting, and document management.</w:t>
+        <w:t>React Native, Expo, TypeScript, SQLite</w:t>
       </w:r>
     </w:p>
     <w:p>
       <w:pPr>
-        <w:spacing w:after="20" w:line="240" w:lineRule="auto"/>
-        <w:ind w:left="259" w:hanging="173"/>
+        <w:rPr>
+          <w:rFonts w:hint="eastAsia"/>
+        </w:rPr>
       </w:pPr>
       <w:r>
         <w:rPr>
           <w:b/>
         </w:rPr>
-        <w:t xml:space="preserve">• </w:t>
+        <w:t xml:space="preserve">Cloud / Tools: </w:t>
       </w:r>
       <w:r>
-        <w:rPr>
-          <w:sz w:val="18"/>
-        </w:rPr>
-        <w:t>Technologies used: Laravel, Vanilla JavaScript, Tailwind CSS, MySQL, Cloudinary, and Vite.</w:t>
+        <w:t>Google Cloud Platform, Git, GitHub, Vite, Cloudinary, ZeroTier, n8n</w:t>
       </w:r>
     </w:p>
     <w:p>
       <w:pPr>
-        <w:keepNext/>
-        <w:spacing w:before="60" w:after="0"/>
-      </w:pPr>
-      <w:r>
         <w:rPr>
-          <w:b/>
-          <w:sz w:val="21"/>
+          <w:rFonts w:hint="eastAsia"/>
         </w:rPr>
-        <w:t xml:space="preserve">BINHI </w:t>
-      </w:r>
-      <w:r>
-        <w:rPr>
-          <w:b/>
-          <w:sz w:val="21"/>
-        </w:rPr>
-        <w:t>RURAL BANK INC.</w:t>
-      </w:r>
-      <w:r>
-        <w:rPr>
-          <w:b/>
-          <w:color w:val="505050"/>
-          <w:sz w:val="19"/>
-        </w:rPr>
-        <w:t xml:space="preserve">    2019 – 2025</w:t>
-      </w:r>
-    </w:p>
-    <w:p>
-      <w:pPr>
-        <w:keepNext/>
-        <w:spacing w:after="20"/>
-      </w:pPr>
-      <w:r>
-        <w:rPr>
-          <w:i/>
-        </w:rPr>
-        <w:t>Credit Investigator</w:t>
-      </w:r>
-    </w:p>
-    <w:p>
-      <w:pPr>
-        <w:spacing w:after="20" w:line="240" w:lineRule="auto"/>
-        <w:ind w:left="259" w:hanging="173"/>
       </w:pPr>
       <w:r>
         <w:rPr>
           <w:b/>
         </w:rPr>
-        <w:t xml:space="preserve">• </w:t>
+        <w:t xml:space="preserve">AI-Assisted Workflow: </w:t>
       </w:r>
       <w:r>
-        <w:rPr>
-          <w:sz w:val="18"/>
-        </w:rPr>
-        <w:t>Worked in credit investigation and related manual processes within the Credit Investigation Team.</w:t>
+        <w:t>Claude Code, OpenAI Codex; code review, debuggi</w:t>
+      </w:r>
+      <w:r>
+        <w:t>ng, refactoring</w:t>
       </w:r>
     </w:p>
     <w:p>
       <w:pPr>
-        <w:keepNext/>
-        <w:spacing w:before="60" w:after="0"/>
+        <w:pStyle w:val="ResumeHeading"/>
+        <w:rPr>
+          <w:rFonts w:hint="eastAsia"/>
+        </w:rPr>
+      </w:pPr>
+      <w:r>
+        <w:t>SELECTED SOFTWARE PROJECTS</w:t>
+      </w:r>
+    </w:p>
+    <w:p>
+      <w:pPr>
+        <w:spacing w:before="40" w:after="20"/>
+        <w:rPr>
+          <w:rFonts w:hint="eastAsia"/>
+        </w:rPr>
       </w:pPr>
       <w:r>
         <w:rPr>
           <w:b/>
-          <w:sz w:val="21"/>
+          <w:sz w:val="18"/>
         </w:rPr>
-        <w:t>BINHI RURAL BANK INC.</w:t>
+        <w:t>PisoWiFi Monitoring System</w:t>
+      </w:r>
+      <w:r>
+        <w:rPr>
+          <w:i/>
+        </w:rPr>
+        <w:t xml:space="preserve">  |  Personal project  |  Sep 2026 – Present</w:t>
+      </w:r>
+    </w:p>
+    <w:p>
+      <w:pPr>
+        <w:spacing w:after="20"/>
+        <w:ind w:left="230" w:hanging="173"/>
+        <w:rPr>
+          <w:rFonts w:hint="eastAsia"/>
+        </w:rPr>
+      </w:pPr>
+      <w:r>
+        <w:t>•  Developed and cloud-hosted a responsive full-stack application to monitor two WiFi5Soft PisoWiFi machines and display Online/Offline connec</w:t>
+      </w:r>
+      <w:r>
+        <w:t>tivity states and connection history.</w:t>
+      </w:r>
+    </w:p>
+    <w:p>
+      <w:pPr>
+        <w:spacing w:after="20"/>
+        <w:ind w:left="230" w:hanging="173"/>
+        <w:rPr>
+          <w:rFonts w:hint="eastAsia"/>
+        </w:rPr>
+      </w:pPr>
+      <w:r>
+        <w:t>•  Implemented secure sign-in and remote administration access; worked with Next.js, TypeScript, Node.js/Fastify, PostgreSQL/Supabase, Google Cloud Platform, and ZeroTier.</w:t>
+      </w:r>
+    </w:p>
+    <w:p>
+      <w:pPr>
+        <w:spacing w:before="40" w:after="20"/>
+        <w:rPr>
+          <w:rFonts w:hint="eastAsia"/>
+        </w:rPr>
+      </w:pPr>
+      <w:r>
+        <w:rPr>
+          <w:b/>
+          <w:sz w:val="18"/>
+        </w:rPr>
+        <w:t>Credit Investigation Management System (CIMS)</w:t>
+      </w:r>
+      <w:r>
+        <w:rPr>
+          <w:i/>
+        </w:rPr>
+        <w:t xml:space="preserve"> </w:t>
+      </w:r>
+      <w:r>
+        <w:rPr>
+          <w:i/>
+        </w:rPr>
+        <w:t xml:space="preserve"> |  Internal company project  |  2026</w:t>
+      </w:r>
+    </w:p>
+    <w:p>
+      <w:pPr>
+        <w:spacing w:after="20"/>
+        <w:ind w:left="230" w:hanging="173"/>
+        <w:rPr>
+          <w:rFonts w:hint="eastAsia"/>
+        </w:rPr>
+      </w:pPr>
+      <w:r>
+        <w:t>•  Sole developer of an internal Laravel web application at Binhi Rural Bank Inc. supporting credit investigation records, tracking, activity scheduling, document workflows, and reporting.</w:t>
+      </w:r>
+    </w:p>
+    <w:p>
+      <w:pPr>
+        <w:spacing w:after="20"/>
+        <w:ind w:left="230" w:hanging="173"/>
+        <w:rPr>
+          <w:rFonts w:hint="eastAsia"/>
+        </w:rPr>
+      </w:pPr>
+      <w:r>
+        <w:t>•  Implemented frontend and b</w:t>
+      </w:r>
+      <w:r>
+        <w:t>ackend functionality using PHP, Laravel, JavaScript, Tailwind CSS, MySQL, Cloudinary, and Vite.</w:t>
+      </w:r>
+    </w:p>
+    <w:p>
+      <w:pPr>
+        <w:spacing w:before="40" w:after="20"/>
+        <w:rPr>
+          <w:rFonts w:hint="eastAsia"/>
+        </w:rPr>
+      </w:pPr>
+      <w:r>
+        <w:rPr>
+          <w:b/>
+          <w:sz w:val="18"/>
+        </w:rPr>
+        <w:t>KGJ Construction Management System</w:t>
+      </w:r>
+      <w:r>
+        <w:rPr>
+          <w:i/>
+        </w:rPr>
+        <w:t xml:space="preserve">  |  Software project</w:t>
+      </w:r>
+    </w:p>
+    <w:p>
+      <w:pPr>
+        <w:spacing w:after="20"/>
+        <w:ind w:left="230" w:hanging="173"/>
+        <w:rPr>
+          <w:rFonts w:hint="eastAsia"/>
+        </w:rPr>
+      </w:pPr>
+      <w:r>
+        <w:t xml:space="preserve">•  Developed a web-based construction management system using Next.js, Node.js, Tailwind CSS, Supabase, </w:t>
+      </w:r>
+      <w:r>
+        <w:t>and Fastify API.</w:t>
+      </w:r>
+    </w:p>
+    <w:p>
+      <w:pPr>
+        <w:spacing w:before="40" w:after="20"/>
+        <w:rPr>
+          <w:rFonts w:hint="eastAsia"/>
+        </w:rPr>
+      </w:pPr>
+      <w:r>
+        <w:rPr>
+          <w:b/>
+          <w:sz w:val="18"/>
+        </w:rPr>
+        <w:t>Sari-Sari Store Inventory &amp; POS Mobile App</w:t>
+      </w:r>
+      <w:r>
+        <w:rPr>
+          <w:i/>
+        </w:rPr>
+        <w:t xml:space="preserve">  |  Personal project  |  Mid-2025</w:t>
+      </w:r>
+    </w:p>
+    <w:p>
+      <w:pPr>
+        <w:spacing w:after="20"/>
+        <w:ind w:left="230" w:hanging="173"/>
+        <w:rPr>
+          <w:rFonts w:hint="eastAsia"/>
+        </w:rPr>
+      </w:pPr>
+      <w:r>
+        <w:t>•  Built a mobile application for inventory and sales management for a family sari-sari store using React Native, TypeScript, Expo, and SQLite.</w:t>
+      </w:r>
+    </w:p>
+    <w:p>
+      <w:pPr>
+        <w:spacing w:before="40" w:after="20"/>
+        <w:rPr>
+          <w:rFonts w:hint="eastAsia"/>
+        </w:rPr>
+      </w:pPr>
+      <w:r>
+        <w:rPr>
+          <w:b/>
+          <w:sz w:val="18"/>
+        </w:rPr>
+        <w:t>Reminder Mobile Ap</w:t>
       </w:r>
       <w:r>
         <w:rPr>
           <w:b/>
-          <w:color w:val="505050"/>
-          <w:sz w:val="19"/>
+          <w:sz w:val="18"/>
         </w:rPr>
-        <w:t xml:space="preserve">    2019</w:t>
+        <w:t>p</w:t>
+      </w:r>
+      <w:r>
+        <w:rPr>
+          <w:i/>
+        </w:rPr>
+        <w:t xml:space="preserve">  |  Personal project  |  2026</w:t>
       </w:r>
     </w:p>
     <w:p>
       <w:pPr>
-        <w:keepNext/>
         <w:spacing w:after="20"/>
+        <w:ind w:left="230" w:hanging="173"/>
+        <w:rPr>
+          <w:rFonts w:hint="eastAsia"/>
+        </w:rPr>
       </w:pPr>
+      <w:r>
+        <w:t>•  Built a mobile reminder and intake-tracking app for vitamins and supplements using React Native, TypeScript, Expo, and SQLite.</w:t>
+      </w:r>
+    </w:p>
+    <w:p>
+      <w:pPr>
+        <w:spacing w:before="40" w:after="20"/>
+        <w:rPr>
+          <w:rFonts w:hint="eastAsia"/>
+        </w:rPr>
+      </w:pPr>
+      <w:r>
+        <w:rPr>
+          <w:b/>
+          <w:sz w:val="18"/>
+        </w:rPr>
+        <w:t>Expense Tracker Mobile App</w:t>
+      </w:r>
       <w:r>
         <w:rPr>
           <w:i/>
         </w:rPr>
-        <w:t>Account Officer</w:t>
+        <w:t xml:space="preserve">  |  Personal project  |  2026</w:t>
       </w:r>
     </w:p>
     <w:p>
       <w:pPr>
-        <w:spacing w:after="20" w:line="240" w:lineRule="auto"/>
-        <w:ind w:left="259" w:hanging="173"/>
+        <w:spacing w:after="20"/>
+        <w:ind w:left="230" w:hanging="173"/>
+        <w:rPr>
+          <w:rFonts w:hint="eastAsia"/>
+        </w:rPr>
+      </w:pPr>
+      <w:r>
+        <w:t xml:space="preserve">•  Built a household expense and </w:t>
+      </w:r>
+      <w:r>
+        <w:t>budgeting tracker using React Native, TypeScript, Expo, and SQLite.</w:t>
+      </w:r>
+    </w:p>
+    <w:p>
+      <w:pPr>
+        <w:pStyle w:val="ResumeHeading"/>
+        <w:rPr>
+          <w:rFonts w:hint="eastAsia"/>
+        </w:rPr>
+      </w:pPr>
+      <w:r>
+        <w:t>PROFESSIONAL EXPERIENCE</w:t>
+      </w:r>
+    </w:p>
+    <w:p>
+      <w:pPr>
+        <w:spacing w:before="40" w:after="20"/>
+        <w:rPr>
+          <w:rFonts w:hint="eastAsia"/>
+        </w:rPr>
       </w:pPr>
       <w:r>
         <w:rPr>
           <w:b/>
+          <w:sz w:val="18"/>
         </w:rPr>
-        <w:t xml:space="preserve">• </w:t>
+        <w:t>Binhi Rural Bank Inc. — Senior Credit Investigator</w:t>
       </w:r>
       <w:r>
         <w:rPr>
-          <w:sz w:val="18"/>
+          <w:i/>
         </w:rPr>
-        <w:t xml:space="preserve">Started at Binhi Rural Bank Inc. as an Account </w:t>
-      </w:r>
-      <w:r>
-        <w:rPr>
-          <w:sz w:val="18"/>
-        </w:rPr>
-        <w:t>Officer before transitioning into credit investigat</w:t>
-      </w:r>
-      <w:r>
-        <w:rPr>
-          <w:sz w:val="18"/>
-        </w:rPr>
-        <w:t>or</w:t>
-      </w:r>
-      <w:r>
-        <w:rPr>
-          <w:sz w:val="18"/>
-        </w:rPr>
-        <w:t>.</w:t>
+        <w:t xml:space="preserve">  |  2025 – Present</w:t>
       </w:r>
     </w:p>
     <w:p>
       <w:pPr>
-        <w:keepNext/>
-        <w:spacing w:before="60" w:after="0"/>
+        <w:spacing w:after="20"/>
+        <w:ind w:left="230" w:hanging="173"/>
+        <w:rPr>
+          <w:rFonts w:hint="eastAsia"/>
+        </w:rPr>
+      </w:pPr>
+      <w:r>
+        <w:t>•  Conduct credit investigation work and developed an internal management system to digitize t</w:t>
+      </w:r>
+      <w:r>
+        <w:t>eam workflows and information handling.</w:t>
+      </w:r>
+    </w:p>
+    <w:p>
+      <w:pPr>
+        <w:spacing w:before="40" w:after="20"/>
+        <w:rPr>
+          <w:rFonts w:hint="eastAsia"/>
+        </w:rPr>
       </w:pPr>
       <w:r>
         <w:rPr>
           <w:b/>
-          <w:sz w:val="21"/>
+          <w:sz w:val="18"/>
         </w:rPr>
-        <w:t>CARD SME BANK</w:t>
+        <w:t>Binhi Rural Bank Inc. — Credit Investigator</w:t>
+      </w:r>
+      <w:r>
+        <w:rPr>
+          <w:i/>
+        </w:rPr>
+        <w:t xml:space="preserve">  |  2019 – 2025</w:t>
+      </w:r>
+    </w:p>
+    <w:p>
+      <w:pPr>
+        <w:spacing w:after="20"/>
+        <w:ind w:left="230" w:hanging="173"/>
+        <w:rPr>
+          <w:rFonts w:hint="eastAsia"/>
+        </w:rPr>
+      </w:pPr>
+      <w:r>
+        <w:t>•  Supported credit investigation, documentation, and operational workflows.</w:t>
+      </w:r>
+    </w:p>
+    <w:p>
+      <w:pPr>
+        <w:spacing w:before="40" w:after="20"/>
+        <w:rPr>
+          <w:rFonts w:hint="eastAsia"/>
+        </w:rPr>
+      </w:pPr>
+      <w:r>
+        <w:rPr>
+          <w:b/>
+          <w:sz w:val="18"/>
+        </w:rPr>
+        <w:t>Binhi Rural Bank Inc. — Account Officer</w:t>
+      </w:r>
+      <w:r>
+        <w:rPr>
+          <w:i/>
+        </w:rPr>
+        <w:t xml:space="preserve">  |  2019</w:t>
+      </w:r>
+    </w:p>
+    <w:p>
+      <w:pPr>
+        <w:spacing w:before="40" w:after="20"/>
+        <w:rPr>
+          <w:rFonts w:hint="eastAsia"/>
+        </w:rPr>
+      </w:pPr>
+      <w:r>
+        <w:rPr>
+          <w:b/>
+          <w:sz w:val="18"/>
+        </w:rPr>
+        <w:t>CARD SME Bank — Account Office</w:t>
       </w:r>
       <w:r>
         <w:rPr>
           <w:b/>
-          <w:color w:val="505050"/>
-          <w:sz w:val="19"/>
+          <w:sz w:val="18"/>
         </w:rPr>
-        <w:t xml:space="preserve">    2015 – 2019</w:t>
+        <w:t>r</w:t>
+      </w:r>
+      <w:r>
+        <w:rPr>
+          <w:i/>
+        </w:rPr>
+        <w:t xml:space="preserve">  |  2015 – 2019</w:t>
       </w:r>
     </w:p>
     <w:p>
       <w:pPr>
-        <w:keepNext/>
         <w:spacing w:after="20"/>
+        <w:ind w:left="230" w:hanging="173"/>
+        <w:rPr>
+          <w:rFonts w:hint="eastAsia"/>
+        </w:rPr>
       </w:pPr>
       <w:r>
-        <w:rPr>
-          <w:i/>
-        </w:rPr>
-        <w:t>Account Officer</w:t>
+        <w:t>•  Handled account-related responsibilities, client coordination, documentation, and banking operations.</w:t>
       </w:r>
     </w:p>
     <w:p>
       <w:pPr>
-        <w:spacing w:after="20" w:line="240" w:lineRule="auto"/>
-        <w:ind w:left="259" w:hanging="173"/>
+        <w:pStyle w:val="ResumeHeading"/>
+        <w:rPr>
+          <w:rFonts w:hint="eastAsia"/>
+        </w:rPr>
       </w:pPr>
       <w:r>
-        <w:rPr>
-          <w:b/>
-        </w:rPr>
-        <w:t xml:space="preserve">• </w:t>
-      </w:r>
-      <w:r>
-        <w:rPr>
-          <w:sz w:val="18"/>
-        </w:rPr>
-        <w:t>Worked as an Account Officer in a banking environment.</w:t>
-      </w:r>
-    </w:p>
-    <w:p>
-      <w:pPr>
-        <w:spacing w:after="20" w:line="240" w:lineRule="auto"/>
-        <w:ind w:left="259" w:hanging="173"/>
-      </w:pPr>
-      <w:r>
-        <w:rPr>
-          <w:b/>
-        </w:rPr>
-        <w:t xml:space="preserve">• </w:t>
-      </w:r>
-      <w:r>
-        <w:rPr>
-          <w:sz w:val="18"/>
-        </w:rPr>
-        <w:t>Handled account-related responsibilities, client coordination, documentation, and banking operat</w:t>
-      </w:r>
-      <w:r>
-        <w:rPr>
-          <w:sz w:val="18"/>
-        </w:rPr>
-        <w:t>ions.</w:t>
-      </w:r>
-    </w:p>
-    <w:p>
-      <w:pPr>
-        <w:keepNext/>
-        <w:pBdr>
-          <w:bottom w:val="single" w:sz="8" w:space="2" w:color="333333"/>
-        </w:pBdr>
-        <w:spacing w:before="140" w:after="60"/>
-      </w:pPr>
-      <w:r>
-        <w:rPr>
-          <w:b/>
-          <w:color w:val="191919"/>
-        </w:rPr>
-        <w:t>SELECTED DEVELOPMENT PROJECTS</w:t>
-      </w:r>
-    </w:p>
-    <w:p>
-      <w:pPr>
-        <w:keepNext/>
-        <w:spacing w:before="60" w:after="0"/>
-      </w:pPr>
-      <w:r>
-        <w:rPr>
-          <w:b/>
-        </w:rPr>
-        <w:t>CREDIT INVESTIGATION MANAGEMENT SYSTEM</w:t>
-      </w:r>
-      <w:r>
-        <w:rPr>
-          <w:b/>
-          <w:color w:val="505050"/>
-          <w:sz w:val="18"/>
-        </w:rPr>
-        <w:t xml:space="preserve">    2026</w:t>
-      </w:r>
-    </w:p>
-    <w:p>
-      <w:pPr>
-        <w:spacing w:after="20" w:line="240" w:lineRule="auto"/>
-        <w:ind w:left="259" w:hanging="173"/>
-      </w:pPr>
-      <w:r>
-        <w:rPr>
-          <w:b/>
-        </w:rPr>
-        <w:t xml:space="preserve">• </w:t>
-      </w:r>
-      <w:r>
-        <w:rPr>
-          <w:sz w:val="18"/>
-        </w:rPr>
-        <w:t xml:space="preserve">Internal company project for Binhi Rural Bank Inc.: a web application for the Credit Investigation Team’s digital filing, encoding, tracking, reporting, and </w:t>
-      </w:r>
-      <w:r>
-        <w:rPr>
-          <w:sz w:val="18"/>
-        </w:rPr>
-        <w:t>document management. Built using Laravel, Vanilla JavaScript, Tailwind CSS, Cloudinary, MySQL, and Vite.</w:t>
-      </w:r>
-    </w:p>
-    <w:p>
-      <w:pPr>
-        <w:keepNext/>
-        <w:spacing w:before="60" w:after="0"/>
-      </w:pPr>
-      <w:r>
-        <w:rPr>
-          <w:b/>
-        </w:rPr>
-        <w:t>REMINDER MOBILE APP</w:t>
-      </w:r>
-      <w:r>
-        <w:rPr>
-          <w:b/>
-          <w:color w:val="505050"/>
-          <w:sz w:val="18"/>
-        </w:rPr>
-        <w:t xml:space="preserve">    2026</w:t>
-      </w:r>
-    </w:p>
-    <w:p>
-      <w:pPr>
-        <w:spacing w:after="20" w:line="240" w:lineRule="auto"/>
-        <w:ind w:left="259" w:hanging="173"/>
-      </w:pPr>
-      <w:r>
-        <w:rPr>
-          <w:b/>
-        </w:rPr>
-        <w:t xml:space="preserve">• </w:t>
-      </w:r>
-      <w:r>
-        <w:rPr>
-          <w:sz w:val="18"/>
-        </w:rPr>
-        <w:t>Developed a personal reminder app for my wife to help manage vitamin and supplement schedules, reminders, and intake trac</w:t>
-      </w:r>
-      <w:r>
-        <w:rPr>
-          <w:sz w:val="18"/>
-        </w:rPr>
-        <w:t>king. Built with React Native, TypeScript, Expo, and SQLite.</w:t>
-      </w:r>
-    </w:p>
-    <w:p>
-      <w:pPr>
-        <w:keepNext/>
-        <w:spacing w:before="60" w:after="0"/>
-      </w:pPr>
-      <w:r>
-        <w:rPr>
-          <w:b/>
-        </w:rPr>
-        <w:t>SARI-SARI STORE INVENTORY AND POS SYSTEM</w:t>
-      </w:r>
-      <w:r>
-        <w:rPr>
-          <w:b/>
-          <w:color w:val="505050"/>
-          <w:sz w:val="18"/>
-        </w:rPr>
-        <w:t xml:space="preserve">    Mid-2025</w:t>
-      </w:r>
-    </w:p>
-    <w:p>
-      <w:pPr>
-        <w:spacing w:after="20" w:line="240" w:lineRule="auto"/>
-        <w:ind w:left="259" w:hanging="173"/>
-      </w:pPr>
-      <w:r>
-        <w:rPr>
-          <w:b/>
-        </w:rPr>
-        <w:t xml:space="preserve">• </w:t>
-      </w:r>
-      <w:r>
-        <w:rPr>
-          <w:sz w:val="18"/>
-        </w:rPr>
-        <w:t>Developed a mobile inventory and point-of-sale application for my mother’s sari-sari store to support day-to-day store operations and improv</w:t>
-      </w:r>
-      <w:r>
-        <w:rPr>
-          <w:sz w:val="18"/>
-        </w:rPr>
-        <w:t>e product and sales management. Built with React Native, TypeScript, Expo, and SQLite.</w:t>
-      </w:r>
-    </w:p>
-    <w:p>
-      <w:pPr>
-        <w:keepNext/>
-        <w:spacing w:before="60" w:after="0"/>
-      </w:pPr>
-      <w:r>
-        <w:rPr>
-          <w:b/>
-        </w:rPr>
-        <w:t>EXPENSE TRACKER MOBILE APP</w:t>
-      </w:r>
-      <w:r>
-        <w:rPr>
-          <w:b/>
-          <w:color w:val="505050"/>
-          <w:sz w:val="18"/>
-        </w:rPr>
-        <w:t xml:space="preserve">    2026</w:t>
-      </w:r>
-    </w:p>
-    <w:p>
-      <w:pPr>
-        <w:spacing w:after="20" w:line="240" w:lineRule="auto"/>
-        <w:ind w:left="259" w:hanging="173"/>
-      </w:pPr>
-      <w:r>
-        <w:rPr>
-          <w:b/>
-        </w:rPr>
-        <w:t xml:space="preserve">• </w:t>
-      </w:r>
-      <w:r>
-        <w:rPr>
-          <w:sz w:val="18"/>
-        </w:rPr>
-        <w:t>Developed a mobile expense tracking application to help manage and monitor household expenses and budgeting. Built with React Native</w:t>
-      </w:r>
-      <w:r>
-        <w:rPr>
-          <w:sz w:val="18"/>
-        </w:rPr>
-        <w:t>, TypeScript, Expo, and SQLite.</w:t>
-      </w:r>
-    </w:p>
-    <w:p>
-      <w:pPr>
-        <w:keepNext/>
-        <w:pBdr>
-          <w:bottom w:val="single" w:sz="8" w:space="2" w:color="333333"/>
-        </w:pBdr>
-        <w:spacing w:before="140" w:after="60"/>
-      </w:pPr>
-      <w:r>
-        <w:rPr>
-          <w:b/>
-          <w:color w:val="191919"/>
-        </w:rPr>
         <w:t>EDUCATION</w:t>
       </w:r>
     </w:p>
     <w:p>
       <w:pPr>
-        <w:spacing w:before="60" w:after="0"/>
+        <w:rPr>
+          <w:rFonts w:hint="eastAsia"/>
+        </w:rPr>
       </w:pPr>
       <w:r>
-        <w:rPr>
-          <w:b/>
-          <w:sz w:val="21"/>
-        </w:rPr>
-        <w:t>MINDANAO STATE UNIVERSITY AT NAAWAN</w:t>
-      </w:r>
-      <w:r>
-        <w:rPr>
-          <w:color w:val="505050"/>
-          <w:sz w:val="19"/>
-        </w:rPr>
-        <w:t xml:space="preserve">    Naawan, Misamis Oriental</w:t>
+        <w:t>BS Information Technology, Major in Database Management System  |  Mindanao State University at Naawan  |  2015</w:t>
       </w:r>
     </w:p>
-    <w:p>
-      <w:pPr>
-        <w:spacing w:after="0"/>
-      </w:pPr>
-      <w:r>
-        <w:rPr>
-          <w:b/>
-        </w:rPr>
-        <w:t>BS Information Technology</w:t>
-      </w:r>
-      <w:r>
-        <w:rPr>
-          <w:b/>
-          <w:sz w:val="19"/>
-        </w:rPr>
-        <w:t xml:space="preserve">    2015</w:t>
-      </w:r>
-    </w:p>
-    <w:p>
-      <w:pPr>
-        <w:spacing w:after="0"/>
-      </w:pPr>
-      <w:r>
-        <w:rPr>
-          <w:sz w:val="19"/>
-        </w:rPr>
-        <w:t>Major in Database Management System</w:t>
-      </w:r>
-    </w:p>
-    <w:p>
-      <w:pPr>
-        <w:spacing w:after="20"/>
-      </w:pPr>
-    </w:p>
     <w:sectPr>
-      <w:footerReference w:type="default" r:id="rId8"/>
       <w:pgSz w:w="12240" w:h="15840"/>
-      <w:pgMar w:top="792" w:right="979" w:bottom="792" w:left="979" w:header="720" w:footer="720" w:gutter="0"/>
+      <w:pgMar w:top="490" w:right="1123" w:bottom="490" w:left="1123" w:header="720" w:footer="720" w:gutter="0"/>
       <w:cols w:space="720"/>
       <w:docGrid w:linePitch="360"/>
     </w:sectPr>
   </w:body>
 </w:document>
-</file>
-
-<file path=word/endnotes.xml><?xml version="1.0" encoding="utf-8"?>
-<w:endnotes xmlns:wpc="http://schemas.microsoft.com/office/word/2010/wordprocessingCanvas" xmlns:cx="http://schemas.microsoft.com/office/drawing/2014/chartex" xmlns:cx1="http://schemas.microsoft.com/office/drawing/2015/9/8/chartex" xmlns:cx2="http://schemas.microsoft.com/office/drawing/2015/10/21/chartex" xmlns:cx3="http://schemas.microsoft.com/office/drawing/2016/5/9/chartex" xmlns:cx4="http://schemas.microsoft.com/office/drawing/2016/5/10/chartex" xmlns:cx5="http://schemas.microsoft.com/office/drawing/2016/5/11/chartex" xmlns:cx6="http://schemas.microsoft.com/office/drawing/2016/5/12/chartex" xmlns:cx7="http://schemas.microsoft.com/office/drawing/2016/5/13/chartex" xmlns:cx8="http://schemas.microsoft.com/office/drawing/2016/5/14/chartex" xmlns:mc="http://schemas.openxmlformats.org/markup-compatibility/2006" xmlns:aink="http://schemas.microsoft.com/office/drawing/2016/ink" xmlns:am3d="http://schemas.microsoft.com/office/drawing/2017/model3d" xmlns:o="urn:schemas-microsoft-com:office:office" xmlns:r="http://schemas.openxmlformats.org/officeDocument/2006/relationships" xmlns:m="http://schemas.openxmlformats.org/officeDocument/2006/math" xmlns:v="urn:schemas-microsoft-com:vml" xmlns:wp14="http://schemas.microsoft.com/office/word/2010/wordprocessingDrawing" xmlns:wp="http://schemas.openxmlformats.org/drawingml/2006/wordprocessingDrawing" xmlns:w10="urn:schemas-microsoft-com:office:word" xmlns:w="http://schemas.openxmlformats.org/wordprocessingml/2006/main" xmlns:w14="http://schemas.microsoft.com/office/word/2010/wordml" xmlns:w15="http://schemas.microsoft.com/office/word/2012/wordml" xmlns:w16cex="http://schemas.microsoft.com/office/word/2018/wordml/cex" xmlns:w16cid="http://schemas.microsoft.com/office/word/2016/wordml/cid" xmlns:w16="http://schemas.microsoft.com/office/word/2018/wordml" xmlns:w16sdtdh="http://schemas.microsoft.com/office/word/2020/wordml/sdtdatahash" xmlns:w16se="http://schemas.microsoft.com/office/word/2015/wordml/symex" xmlns:wpg="http://schemas.microsoft.com/office/word/2010/wordprocessingGroup" xmlns:wpi="http://schemas.microsoft.com/office/word/2010/wordprocessingInk" xmlns:wne="http://schemas.microsoft.com/office/word/2006/wordml" xmlns:wps="http://schemas.microsoft.com/office/word/2010/wordprocessingShape" mc:Ignorable="w14 w15 w16se w16cid w16 w16cex w16sdtdh wp14">
-  <w:endnote w:type="separator" w:id="-1">
-    <w:p>
-      <w:pPr>
-        <w:spacing w:after="0" w:line="240" w:lineRule="auto"/>
-      </w:pPr>
-      <w:r>
-        <w:separator/>
-      </w:r>
-    </w:p>
-  </w:endnote>
-  <w:endnote w:type="continuationSeparator" w:id="0">
-    <w:p>
-      <w:pPr>
-        <w:spacing w:after="0" w:line="240" w:lineRule="auto"/>
-      </w:pPr>
-      <w:r>
-        <w:continuationSeparator/>
-      </w:r>
-    </w:p>
-  </w:endnote>
-</w:endnotes>
-</file>
-
-<file path=word/footer1.xml><?xml version="1.0" encoding="utf-8"?>
-<w:ftr xmlns:wpc="http://schemas.microsoft.com/office/word/2010/wordprocessingCanvas" xmlns:cx="http://schemas.microsoft.com/office/drawing/2014/chartex" xmlns:cx1="http://schemas.microsoft.com/office/drawing/2015/9/8/chartex" xmlns:cx2="http://schemas.microsoft.com/office/drawing/2015/10/21/chartex" xmlns:cx3="http://schemas.microsoft.com/office/drawing/2016/5/9/chartex" xmlns:cx4="http://schemas.microsoft.com/office/drawing/2016/5/10/chartex" xmlns:cx5="http://schemas.microsoft.com/office/drawing/2016/5/11/chartex" xmlns:cx6="http://schemas.microsoft.com/office/drawing/2016/5/12/chartex" xmlns:cx7="http://schemas.microsoft.com/office/drawing/2016/5/13/chartex" xmlns:cx8="http://schemas.microsoft.com/office/drawing/2016/5/14/chartex" xmlns:mc="http://schemas.openxmlformats.org/markup-compatibility/2006" xmlns:aink="http://schemas.microsoft.com/office/drawing/2016/ink" xmlns:am3d="http://schemas.microsoft.com/office/drawing/2017/model3d" xmlns:o="urn:schemas-microsoft-com:office:office" xmlns:r="http://schemas.openxmlformats.org/officeDocument/2006/relationships" xmlns:m="http://schemas.openxmlformats.org/officeDocument/2006/math" xmlns:v="urn:schemas-microsoft-com:vml" xmlns:wp14="http://schemas.microsoft.com/office/word/2010/wordprocessingDrawing" xmlns:wp="http://schemas.openxmlformats.org/drawingml/2006/wordprocessingDrawing" xmlns:w10="urn:schemas-microsoft-com:office:word" xmlns:w="http://schemas.openxmlformats.org/wordprocessingml/2006/main" xmlns:w14="http://schemas.microsoft.com/office/word/2010/wordml" xmlns:w15="http://schemas.microsoft.com/office/word/2012/wordml" xmlns:w16cex="http://schemas.microsoft.com/office/word/2018/wordml/cex" xmlns:w16cid="http://schemas.microsoft.com/office/word/2016/wordml/cid" xmlns:w16="http://schemas.microsoft.com/office/word/2018/wordml" xmlns:w16sdtdh="http://schemas.microsoft.com/office/word/2020/wordml/sdtdatahash" xmlns:w16se="http://schemas.microsoft.com/office/word/2015/wordml/symex" xmlns:wpg="http://schemas.microsoft.com/office/word/2010/wordprocessingGroup" xmlns:wpi="http://schemas.microsoft.com/office/word/2010/wordprocessingInk" xmlns:wne="http://schemas.microsoft.com/office/word/2006/wordml" xmlns:wps="http://schemas.microsoft.com/office/word/2010/wordprocessingShape" mc:Ignorable="w14 w15 w16se w16cid w16 w16cex w16sdtdh wp14">
-  <w:p>
-    <w:pPr>
-      <w:pStyle w:val="Footer"/>
-      <w:spacing w:before="40"/>
-      <w:jc w:val="center"/>
-    </w:pPr>
-    <w:r>
-      <w:rPr>
-        <w:color w:val="6E6E6E"/>
-        <w:sz w:val="15"/>
-      </w:rPr>
-      <w:t xml:space="preserve">REY C. MAGHILOM  •  WEB &amp; </w:t>
-    </w:r>
-    <w:r>
-      <w:rPr>
-        <w:color w:val="6E6E6E"/>
-        <w:sz w:val="15"/>
-      </w:rPr>
-      <w:t>MOBILE DEVELOPMENT</w:t>
-    </w:r>
-  </w:p>
-</w:ftr>
-</file>
-
-<file path=word/footnotes.xml><?xml version="1.0" encoding="utf-8"?>
-<w:footnotes xmlns:wpc="http://schemas.microsoft.com/office/word/2010/wordprocessingCanvas" xmlns:cx="http://schemas.microsoft.com/office/drawing/2014/chartex" xmlns:cx1="http://schemas.microsoft.com/office/drawing/2015/9/8/chartex" xmlns:cx2="http://schemas.microsoft.com/office/drawing/2015/10/21/chartex" xmlns:cx3="http://schemas.microsoft.com/office/drawing/2016/5/9/chartex" xmlns:cx4="http://schemas.microsoft.com/office/drawing/2016/5/10/chartex" xmlns:cx5="http://schemas.microsoft.com/office/drawing/2016/5/11/chartex" xmlns:cx6="http://schemas.microsoft.com/office/drawing/2016/5/12/chartex" xmlns:cx7="http://schemas.microsoft.com/office/drawing/2016/5/13/chartex" xmlns:cx8="http://schemas.microsoft.com/office/drawing/2016/5/14/chartex" xmlns:mc="http://schemas.openxmlformats.org/markup-compatibility/2006" xmlns:aink="http://schemas.microsoft.com/office/drawing/2016/ink" xmlns:am3d="http://schemas.microsoft.com/office/drawing/2017/model3d" xmlns:o="urn:schemas-microsoft-com:office:office" xmlns:r="http://schemas.openxmlformats.org/officeDocument/2006/relationships" xmlns:m="http://schemas.openxmlformats.org/officeDocument/2006/math" xmlns:v="urn:schemas-microsoft-com:vml" xmlns:wp14="http://schemas.microsoft.com/office/word/2010/wordprocessingDrawing" xmlns:wp="http://schemas.openxmlformats.org/drawingml/2006/wordprocessingDrawing" xmlns:w10="urn:schemas-microsoft-com:office:word" xmlns:w="http://schemas.openxmlformats.org/wordprocessingml/2006/main" xmlns:w14="http://schemas.microsoft.com/office/word/2010/wordml" xmlns:w15="http://schemas.microsoft.com/office/word/2012/wordml" xmlns:w16cex="http://schemas.microsoft.com/office/word/2018/wordml/cex" xmlns:w16cid="http://schemas.microsoft.com/office/word/2016/wordml/cid" xmlns:w16="http://schemas.microsoft.com/office/word/2018/wordml" xmlns:w16sdtdh="http://schemas.microsoft.com/office/word/2020/wordml/sdtdatahash" xmlns:w16se="http://schemas.microsoft.com/office/word/2015/wordml/symex" xmlns:wpg="http://schemas.microsoft.com/office/word/2010/wordprocessingGroup" xmlns:wpi="http://schemas.microsoft.com/office/word/2010/wordprocessingInk" xmlns:wne="http://schemas.microsoft.com/office/word/2006/wordml" xmlns:wps="http://schemas.microsoft.com/office/word/2010/wordprocessingShape" mc:Ignorable="w14 w15 w16se w16cid w16 w16cex w16sdtdh wp14">
-  <w:footnote w:type="separator" w:id="-1">
-    <w:p>
-      <w:pPr>
-        <w:spacing w:after="0" w:line="240" w:lineRule="auto"/>
-      </w:pPr>
-      <w:r>
-        <w:separator/>
-      </w:r>
-    </w:p>
-  </w:footnote>
-  <w:footnote w:type="continuationSeparator" w:id="0">
-    <w:p>
-      <w:pPr>
-        <w:spacing w:after="0" w:line="240" w:lineRule="auto"/>
-      </w:pPr>
-      <w:r>
-        <w:continuationSeparator/>
-      </w:r>
-    </w:p>
-  </w:footnote>
-</w:footnotes>
 </file>
 
 <file path=word/numbering.xml><?xml version="1.0" encoding="utf-8"?>
@@ -1481,9 +1234,13 @@
     <w:name w:val="Normal"/>
     <w:qFormat/>
     <w:rsid w:val="00FC693F"/>
+    <w:pPr>
+      <w:spacing w:after="18"/>
+    </w:pPr>
     <w:rPr>
-      <w:rFonts w:ascii="Garamond" w:eastAsia="Garamond" w:hAnsi="Garamond"/>
-      <w:sz w:val="20"/>
+      <w:rFonts w:ascii="Aptos" w:hAnsi="Aptos"/>
+      <w:color w:val="242E38"/>
+      <w:sz w:val="16"/>
     </w:rPr>
   </w:style>
   <w:style w:type="paragraph" w:styleId="Heading1">
@@ -1666,6 +1423,7 @@
     <w:rPr>
       <w:rFonts w:asciiTheme="majorHAnsi" w:eastAsiaTheme="majorEastAsia" w:hAnsiTheme="majorHAnsi" w:cstheme="majorBidi"/>
       <w:color w:val="4F81BD" w:themeColor="accent1"/>
+      <w:sz w:val="20"/>
       <w:szCs w:val="20"/>
     </w:rPr>
   </w:style>
@@ -1690,6 +1448,7 @@
       <w:i/>
       <w:iCs/>
       <w:color w:val="404040" w:themeColor="text1" w:themeTint="BF"/>
+      <w:sz w:val="20"/>
       <w:szCs w:val="20"/>
     </w:rPr>
   </w:style>
@@ -1952,7 +1711,6 @@
       <w:spacing w:after="120"/>
     </w:pPr>
     <w:rPr>
-      <w:sz w:val="16"/>
       <w:szCs w:val="16"/>
     </w:rPr>
   </w:style>
@@ -12472,6 +12230,29 @@
         <w:shd w:val="clear" w:color="auto" w:fill="FBCAA2" w:themeFill="accent6" w:themeFillTint="7F"/>
       </w:tcPr>
     </w:tblStylePr>
+  </w:style>
+  <w:style w:type="paragraph" w:customStyle="1" w:styleId="ResumeHeading">
+    <w:name w:val="Resume Heading"/>
+    <w:pPr>
+      <w:spacing w:before="60" w:after="40"/>
+    </w:pPr>
+    <w:rPr>
+      <w:rFonts w:ascii="Aptos Display" w:hAnsi="Aptos Display"/>
+      <w:b/>
+      <w:color w:val="0D505B"/>
+      <w:sz w:val="20"/>
+    </w:rPr>
+  </w:style>
+  <w:style w:type="paragraph" w:customStyle="1" w:styleId="ResumeTitle">
+    <w:name w:val="Resume Title"/>
+    <w:pPr>
+      <w:spacing w:before="60" w:after="40"/>
+    </w:pPr>
+    <w:rPr>
+      <w:rFonts w:ascii="Aptos Display" w:hAnsi="Aptos Display"/>
+      <w:b/>
+      <w:color w:val="0D505B"/>
+    </w:rPr>
   </w:style>
 </w:styles>
 </file>
